--- a/manuscript/Highlights_CAEE.docx
+++ b/manuscript/Highlights_CAEE.docx
@@ -44,7 +44,7 @@
         <w:pStyle w:val="Compact"/>
       </w:pPr>
       <w:r>
-        <w:t xml:space="preserve">The 45.6% mean latency gap narrows to 1 ms at the 95th percentile</w:t>
+        <w:t xml:space="preserve">Five frames of confirmation accumulate 41.5 ms against a 2.5 s alert path</w:t>
       </w:r>
     </w:p>
     <w:p>
@@ -68,7 +68,7 @@
         <w:pStyle w:val="Compact"/>
       </w:pPr>
       <w:r>
-        <w:t xml:space="preserve">311,683 quiescent frames, zero false positives; 4 intrusions all routed alike</w:t>
+        <w:t xml:space="preserve">Deployed node peaked at 77.7 C, 4.3 C from throttling; the bench reached 68.3 C</w:t>
       </w:r>
     </w:p>
     <w:bookmarkEnd w:id="20"/>
